--- a/Gestor_de_Inventarios/tarifarios/Tarifario_Faldas_2026.docx
+++ b/Gestor_de_Inventarios/tarifarios/Tarifario_Faldas_2026.docx
@@ -94,15 +94,14 @@
         </w:tblBorders>
       </w:tblPr>
       <w:tblGrid>
-        <w:gridCol w:w="3841"/>
-        <w:gridCol w:w="3841"/>
-        <w:gridCol w:w="3841"/>
-        <w:gridCol w:w="3841"/>
+        <w:gridCol w:w="5121"/>
+        <w:gridCol w:w="5121"/>
+        <w:gridCol w:w="5121"/>
       </w:tblGrid>
       <w:tr>
         <w:tc>
           <w:tcPr>
-            <w:tcW w:type="dxa" w:w="3841"/>
+            <w:tcW w:type="dxa" w:w="5121"/>
             <w:tcMar>
               <w:top w:w="0" w:type="dxa"/>
               <w:bottom w:w="0" w:type="dxa"/>
@@ -125,12 +124,12 @@
               </w:tblBorders>
             </w:tblPr>
             <w:tblGrid>
-              <w:gridCol w:w="3841"/>
+              <w:gridCol w:w="5121"/>
             </w:tblGrid>
             <w:tr>
               <w:tc>
                 <w:tcPr>
-                  <w:tcW w:type="dxa" w:w="3841"/>
+                  <w:tcW w:type="dxa" w:w="5121"/>
                   <w:shd w:val="clear" w:color="auto" w:fill="2E6FBF"/>
                   <w:tcMar>
                     <w:top w:w="70" w:type="dxa"/>
@@ -164,13 +163,13 @@
               <w:tblLook w:firstColumn="1" w:firstRow="1" w:lastColumn="0" w:lastRow="0" w:noHBand="0" w:noVBand="1" w:val="04A0"/>
             </w:tblPr>
             <w:tblGrid>
-              <w:gridCol w:w="1920"/>
-              <w:gridCol w:w="1920"/>
+              <w:gridCol w:w="2560"/>
+              <w:gridCol w:w="2560"/>
             </w:tblGrid>
             <w:tr>
               <w:tc>
                 <w:tcPr>
-                  <w:tcW w:type="dxa" w:w="1920"/>
+                  <w:tcW w:type="dxa" w:w="2560"/>
                   <w:shd w:val="clear" w:color="auto" w:fill="D6E8F7"/>
                   <w:tcMar>
                     <w:top w:w="50" w:type="dxa"/>
@@ -196,7 +195,7 @@
               </w:tc>
               <w:tc>
                 <w:tcPr>
-                  <w:tcW w:type="dxa" w:w="1920"/>
+                  <w:tcW w:type="dxa" w:w="2560"/>
                   <w:shd w:val="clear" w:color="auto" w:fill="D6E8F7"/>
                   <w:tcMar>
                     <w:top w:w="50" w:type="dxa"/>
@@ -224,7 +223,7 @@
             <w:tr>
               <w:tc>
                 <w:tcPr>
-                  <w:tcW w:type="dxa" w:w="1920"/>
+                  <w:tcW w:type="dxa" w:w="2560"/>
                   <w:shd w:val="clear" w:color="auto" w:fill="FFFFFF"/>
                   <w:tcMar>
                     <w:top w:w="48" w:type="dxa"/>
@@ -250,7 +249,7 @@
               </w:tc>
               <w:tc>
                 <w:tcPr>
-                  <w:tcW w:type="dxa" w:w="1920"/>
+                  <w:tcW w:type="dxa" w:w="2560"/>
                   <w:shd w:val="clear" w:color="auto" w:fill="FFFFFF"/>
                   <w:tcMar>
                     <w:top w:w="48" w:type="dxa"/>
@@ -278,7 +277,7 @@
             <w:tr>
               <w:tc>
                 <w:tcPr>
-                  <w:tcW w:type="dxa" w:w="1920"/>
+                  <w:tcW w:type="dxa" w:w="2560"/>
                   <w:shd w:val="clear" w:color="auto" w:fill="EDF4FC"/>
                   <w:tcMar>
                     <w:top w:w="48" w:type="dxa"/>
@@ -304,7 +303,7 @@
               </w:tc>
               <w:tc>
                 <w:tcPr>
-                  <w:tcW w:type="dxa" w:w="1920"/>
+                  <w:tcW w:type="dxa" w:w="2560"/>
                   <w:shd w:val="clear" w:color="auto" w:fill="EDF4FC"/>
                   <w:tcMar>
                     <w:top w:w="48" w:type="dxa"/>
@@ -332,7 +331,7 @@
             <w:tr>
               <w:tc>
                 <w:tcPr>
-                  <w:tcW w:type="dxa" w:w="1920"/>
+                  <w:tcW w:type="dxa" w:w="2560"/>
                   <w:shd w:val="clear" w:color="auto" w:fill="FFFFFF"/>
                   <w:tcMar>
                     <w:top w:w="48" w:type="dxa"/>
@@ -358,7 +357,7 @@
               </w:tc>
               <w:tc>
                 <w:tcPr>
-                  <w:tcW w:type="dxa" w:w="1920"/>
+                  <w:tcW w:type="dxa" w:w="2560"/>
                   <w:shd w:val="clear" w:color="auto" w:fill="FFFFFF"/>
                   <w:tcMar>
                     <w:top w:w="48" w:type="dxa"/>
@@ -386,7 +385,7 @@
             <w:tr>
               <w:tc>
                 <w:tcPr>
-                  <w:tcW w:type="dxa" w:w="1920"/>
+                  <w:tcW w:type="dxa" w:w="2560"/>
                   <w:shd w:val="clear" w:color="auto" w:fill="EDF4FC"/>
                   <w:tcMar>
                     <w:top w:w="48" w:type="dxa"/>
@@ -412,7 +411,7 @@
               </w:tc>
               <w:tc>
                 <w:tcPr>
-                  <w:tcW w:type="dxa" w:w="1920"/>
+                  <w:tcW w:type="dxa" w:w="2560"/>
                   <w:shd w:val="clear" w:color="auto" w:fill="EDF4FC"/>
                   <w:tcMar>
                     <w:top w:w="48" w:type="dxa"/>
@@ -440,7 +439,7 @@
             <w:tr>
               <w:tc>
                 <w:tcPr>
-                  <w:tcW w:type="dxa" w:w="1920"/>
+                  <w:tcW w:type="dxa" w:w="2560"/>
                   <w:shd w:val="clear" w:color="auto" w:fill="FFFFFF"/>
                   <w:tcMar>
                     <w:top w:w="48" w:type="dxa"/>
@@ -466,7 +465,7 @@
               </w:tc>
               <w:tc>
                 <w:tcPr>
-                  <w:tcW w:type="dxa" w:w="1920"/>
+                  <w:tcW w:type="dxa" w:w="2560"/>
                   <w:shd w:val="clear" w:color="auto" w:fill="FFFFFF"/>
                   <w:tcMar>
                     <w:top w:w="48" w:type="dxa"/>
@@ -494,7 +493,7 @@
             <w:tr>
               <w:tc>
                 <w:tcPr>
-                  <w:tcW w:type="dxa" w:w="1920"/>
+                  <w:tcW w:type="dxa" w:w="2560"/>
                   <w:shd w:val="clear" w:color="auto" w:fill="EDF4FC"/>
                   <w:tcMar>
                     <w:top w:w="48" w:type="dxa"/>
@@ -520,7 +519,7 @@
               </w:tc>
               <w:tc>
                 <w:tcPr>
-                  <w:tcW w:type="dxa" w:w="1920"/>
+                  <w:tcW w:type="dxa" w:w="2560"/>
                   <w:shd w:val="clear" w:color="auto" w:fill="EDF4FC"/>
                   <w:tcMar>
                     <w:top w:w="48" w:type="dxa"/>
@@ -555,7 +554,7 @@
         </w:tc>
         <w:tc>
           <w:tcPr>
-            <w:tcW w:type="dxa" w:w="3841"/>
+            <w:tcW w:type="dxa" w:w="5121"/>
             <w:tcMar>
               <w:top w:w="0" w:type="dxa"/>
               <w:bottom w:w="0" w:type="dxa"/>
@@ -578,12 +577,12 @@
               </w:tblBorders>
             </w:tblPr>
             <w:tblGrid>
-              <w:gridCol w:w="3841"/>
+              <w:gridCol w:w="5121"/>
             </w:tblGrid>
             <w:tr>
               <w:tc>
                 <w:tcPr>
-                  <w:tcW w:type="dxa" w:w="3841"/>
+                  <w:tcW w:type="dxa" w:w="5121"/>
                   <w:shd w:val="clear" w:color="auto" w:fill="2E6FBF"/>
                   <w:tcMar>
                     <w:top w:w="70" w:type="dxa"/>
@@ -603,7 +602,7 @@
                       <w:color w:val="FFFFFF"/>
                       <w:sz w:val="20"/>
                     </w:rPr>
-                    <w:t>Vino</w:t>
+                    <w:t>Escolar Azul Marino · Cuatro Tablas · Vino</w:t>
                   </w:r>
                 </w:p>
               </w:tc>
@@ -617,13 +616,13 @@
               <w:tblLook w:firstColumn="1" w:firstRow="1" w:lastColumn="0" w:lastRow="0" w:noHBand="0" w:noVBand="1" w:val="04A0"/>
             </w:tblPr>
             <w:tblGrid>
-              <w:gridCol w:w="1920"/>
-              <w:gridCol w:w="1920"/>
+              <w:gridCol w:w="2560"/>
+              <w:gridCol w:w="2560"/>
             </w:tblGrid>
             <w:tr>
               <w:tc>
                 <w:tcPr>
-                  <w:tcW w:type="dxa" w:w="1920"/>
+                  <w:tcW w:type="dxa" w:w="2560"/>
                   <w:shd w:val="clear" w:color="auto" w:fill="D6E8F7"/>
                   <w:tcMar>
                     <w:top w:w="50" w:type="dxa"/>
@@ -649,7 +648,7 @@
               </w:tc>
               <w:tc>
                 <w:tcPr>
-                  <w:tcW w:type="dxa" w:w="1920"/>
+                  <w:tcW w:type="dxa" w:w="2560"/>
                   <w:shd w:val="clear" w:color="auto" w:fill="D6E8F7"/>
                   <w:tcMar>
                     <w:top w:w="50" w:type="dxa"/>
@@ -677,7 +676,7 @@
             <w:tr>
               <w:tc>
                 <w:tcPr>
-                  <w:tcW w:type="dxa" w:w="1920"/>
+                  <w:tcW w:type="dxa" w:w="2560"/>
                   <w:shd w:val="clear" w:color="auto" w:fill="FFFFFF"/>
                   <w:tcMar>
                     <w:top w:w="48" w:type="dxa"/>
@@ -697,13 +696,13 @@
                       <w:color w:val="1A1A2E"/>
                       <w:sz w:val="18"/>
                     </w:rPr>
-                    <w:t>4, 6, 8</w:t>
+                    <w:t>2–14</w:t>
                   </w:r>
                 </w:p>
               </w:tc>
               <w:tc>
                 <w:tcPr>
-                  <w:tcW w:type="dxa" w:w="1920"/>
+                  <w:tcW w:type="dxa" w:w="2560"/>
                   <w:shd w:val="clear" w:color="auto" w:fill="FFFFFF"/>
                   <w:tcMar>
                     <w:top w:w="48" w:type="dxa"/>
@@ -723,7 +722,7 @@
                       <w:color w:val="1E3A6E"/>
                       <w:sz w:val="18"/>
                     </w:rPr>
-                    <w:t>$199</w:t>
+                    <w:t>$195</w:t>
                   </w:r>
                 </w:p>
               </w:tc>
@@ -731,7 +730,7 @@
             <w:tr>
               <w:tc>
                 <w:tcPr>
-                  <w:tcW w:type="dxa" w:w="1920"/>
+                  <w:tcW w:type="dxa" w:w="2560"/>
                   <w:shd w:val="clear" w:color="auto" w:fill="EDF4FC"/>
                   <w:tcMar>
                     <w:top w:w="48" w:type="dxa"/>
@@ -751,13 +750,13 @@
                       <w:color w:val="1A1A2E"/>
                       <w:sz w:val="18"/>
                     </w:rPr>
-                    <w:t>10, 12</w:t>
+                    <w:t>16, 18, 20, 28, 30</w:t>
                   </w:r>
                 </w:p>
               </w:tc>
               <w:tc>
                 <w:tcPr>
-                  <w:tcW w:type="dxa" w:w="1920"/>
+                  <w:tcW w:type="dxa" w:w="2560"/>
                   <w:shd w:val="clear" w:color="auto" w:fill="EDF4FC"/>
                   <w:tcMar>
                     <w:top w:w="48" w:type="dxa"/>
@@ -785,7 +784,7 @@
             <w:tr>
               <w:tc>
                 <w:tcPr>
-                  <w:tcW w:type="dxa" w:w="1920"/>
+                  <w:tcW w:type="dxa" w:w="2560"/>
                   <w:shd w:val="clear" w:color="auto" w:fill="FFFFFF"/>
                   <w:tcMar>
                     <w:top w:w="48" w:type="dxa"/>
@@ -805,13 +804,13 @@
                       <w:color w:val="1A1A2E"/>
                       <w:sz w:val="18"/>
                     </w:rPr>
-                    <w:t>14, 16</w:t>
+                    <w:t>32, 34</w:t>
                   </w:r>
                 </w:p>
               </w:tc>
               <w:tc>
                 <w:tcPr>
-                  <w:tcW w:type="dxa" w:w="1920"/>
+                  <w:tcW w:type="dxa" w:w="2560"/>
                   <w:shd w:val="clear" w:color="auto" w:fill="FFFFFF"/>
                   <w:tcMar>
                     <w:top w:w="48" w:type="dxa"/>
@@ -839,7 +838,7 @@
             <w:tr>
               <w:tc>
                 <w:tcPr>
-                  <w:tcW w:type="dxa" w:w="1920"/>
+                  <w:tcW w:type="dxa" w:w="2560"/>
                   <w:shd w:val="clear" w:color="auto" w:fill="EDF4FC"/>
                   <w:tcMar>
                     <w:top w:w="48" w:type="dxa"/>
@@ -859,13 +858,13 @@
                       <w:color w:val="1A1A2E"/>
                       <w:sz w:val="18"/>
                     </w:rPr>
-                    <w:t>28, 30, 32, 34</w:t>
+                    <w:t>36, 38</w:t>
                   </w:r>
                 </w:p>
               </w:tc>
               <w:tc>
                 <w:tcPr>
-                  <w:tcW w:type="dxa" w:w="1920"/>
+                  <w:tcW w:type="dxa" w:w="2560"/>
                   <w:shd w:val="clear" w:color="auto" w:fill="EDF4FC"/>
                   <w:tcMar>
                     <w:top w:w="48" w:type="dxa"/>
@@ -893,7 +892,7 @@
             <w:tr>
               <w:tc>
                 <w:tcPr>
-                  <w:tcW w:type="dxa" w:w="1920"/>
+                  <w:tcW w:type="dxa" w:w="2560"/>
                   <w:shd w:val="clear" w:color="auto" w:fill="FFFFFF"/>
                   <w:tcMar>
                     <w:top w:w="48" w:type="dxa"/>
@@ -913,13 +912,13 @@
                       <w:color w:val="1A1A2E"/>
                       <w:sz w:val="18"/>
                     </w:rPr>
-                    <w:t>36</w:t>
+                    <w:t>40, 42</w:t>
                   </w:r>
                 </w:p>
               </w:tc>
               <w:tc>
                 <w:tcPr>
-                  <w:tcW w:type="dxa" w:w="1920"/>
+                  <w:tcW w:type="dxa" w:w="2560"/>
                   <w:shd w:val="clear" w:color="auto" w:fill="FFFFFF"/>
                   <w:tcMar>
                     <w:top w:w="48" w:type="dxa"/>
@@ -954,7 +953,7 @@
         </w:tc>
         <w:tc>
           <w:tcPr>
-            <w:tcW w:type="dxa" w:w="3841"/>
+            <w:tcW w:type="dxa" w:w="5121"/>
             <w:tcMar>
               <w:top w:w="0" w:type="dxa"/>
               <w:bottom w:w="0" w:type="dxa"/>
@@ -977,12 +976,12 @@
               </w:tblBorders>
             </w:tblPr>
             <w:tblGrid>
-              <w:gridCol w:w="3841"/>
+              <w:gridCol w:w="5121"/>
             </w:tblGrid>
             <w:tr>
               <w:tc>
                 <w:tcPr>
-                  <w:tcW w:type="dxa" w:w="3841"/>
+                  <w:tcW w:type="dxa" w:w="5121"/>
                   <w:shd w:val="clear" w:color="auto" w:fill="2E6FBF"/>
                   <w:tcMar>
                     <w:top w:w="70" w:type="dxa"/>
@@ -1016,13 +1015,13 @@
               <w:tblLook w:firstColumn="1" w:firstRow="1" w:lastColumn="0" w:lastRow="0" w:noHBand="0" w:noVBand="1" w:val="04A0"/>
             </w:tblPr>
             <w:tblGrid>
-              <w:gridCol w:w="1920"/>
-              <w:gridCol w:w="1920"/>
+              <w:gridCol w:w="2560"/>
+              <w:gridCol w:w="2560"/>
             </w:tblGrid>
             <w:tr>
               <w:tc>
                 <w:tcPr>
-                  <w:tcW w:type="dxa" w:w="1920"/>
+                  <w:tcW w:type="dxa" w:w="2560"/>
                   <w:shd w:val="clear" w:color="auto" w:fill="D6E8F7"/>
                   <w:tcMar>
                     <w:top w:w="50" w:type="dxa"/>
@@ -1048,7 +1047,7 @@
               </w:tc>
               <w:tc>
                 <w:tcPr>
-                  <w:tcW w:type="dxa" w:w="1920"/>
+                  <w:tcW w:type="dxa" w:w="2560"/>
                   <w:shd w:val="clear" w:color="auto" w:fill="D6E8F7"/>
                   <w:tcMar>
                     <w:top w:w="50" w:type="dxa"/>
@@ -1076,7 +1075,7 @@
             <w:tr>
               <w:tc>
                 <w:tcPr>
-                  <w:tcW w:type="dxa" w:w="1920"/>
+                  <w:tcW w:type="dxa" w:w="2560"/>
                   <w:shd w:val="clear" w:color="auto" w:fill="FFFFFF"/>
                   <w:tcMar>
                     <w:top w:w="48" w:type="dxa"/>
@@ -1102,62 +1101,8 @@
               </w:tc>
               <w:tc>
                 <w:tcPr>
-                  <w:tcW w:type="dxa" w:w="1920"/>
+                  <w:tcW w:type="dxa" w:w="2560"/>
                   <w:shd w:val="clear" w:color="auto" w:fill="FFFFFF"/>
-                  <w:tcMar>
-                    <w:top w:w="48" w:type="dxa"/>
-                    <w:bottom w:w="48" w:type="dxa"/>
-                    <w:left w:w="100" w:type="dxa"/>
-                    <w:right w:w="100" w:type="dxa"/>
-                  </w:tcMar>
-                </w:tcPr>
-                <w:p>
-                  <w:pPr>
-                    <w:spacing w:before="0" w:after="0"/>
-                    <w:jc w:val="right"/>
-                  </w:pPr>
-                  <w:r>
-                    <w:rPr>
-                      <w:b/>
-                      <w:color w:val="1E3A6E"/>
-                      <w:sz w:val="18"/>
-                    </w:rPr>
-                    <w:t>$205</w:t>
-                  </w:r>
-                </w:p>
-              </w:tc>
-            </w:tr>
-            <w:tr>
-              <w:tc>
-                <w:tcPr>
-                  <w:tcW w:type="dxa" w:w="1920"/>
-                  <w:shd w:val="clear" w:color="auto" w:fill="EDF4FC"/>
-                  <w:tcMar>
-                    <w:top w:w="48" w:type="dxa"/>
-                    <w:bottom w:w="48" w:type="dxa"/>
-                    <w:left w:w="100" w:type="dxa"/>
-                    <w:right w:w="100" w:type="dxa"/>
-                  </w:tcMar>
-                </w:tcPr>
-                <w:p>
-                  <w:pPr>
-                    <w:spacing w:before="0" w:after="0"/>
-                    <w:jc w:val="left"/>
-                  </w:pPr>
-                  <w:r>
-                    <w:rPr>
-                      <w:b w:val="0"/>
-                      <w:color w:val="1A1A2E"/>
-                      <w:sz w:val="18"/>
-                    </w:rPr>
-                    <w:t>10, 12, 14, 16</w:t>
-                  </w:r>
-                </w:p>
-              </w:tc>
-              <w:tc>
-                <w:tcPr>
-                  <w:tcW w:type="dxa" w:w="1920"/>
-                  <w:shd w:val="clear" w:color="auto" w:fill="EDF4FC"/>
                   <w:tcMar>
                     <w:top w:w="48" w:type="dxa"/>
                     <w:bottom w:w="48" w:type="dxa"/>
@@ -1184,7 +1129,61 @@
             <w:tr>
               <w:tc>
                 <w:tcPr>
-                  <w:tcW w:type="dxa" w:w="1920"/>
+                  <w:tcW w:type="dxa" w:w="2560"/>
+                  <w:shd w:val="clear" w:color="auto" w:fill="EDF4FC"/>
+                  <w:tcMar>
+                    <w:top w:w="48" w:type="dxa"/>
+                    <w:bottom w:w="48" w:type="dxa"/>
+                    <w:left w:w="100" w:type="dxa"/>
+                    <w:right w:w="100" w:type="dxa"/>
+                  </w:tcMar>
+                </w:tcPr>
+                <w:p>
+                  <w:pPr>
+                    <w:spacing w:before="0" w:after="0"/>
+                    <w:jc w:val="left"/>
+                  </w:pPr>
+                  <w:r>
+                    <w:rPr>
+                      <w:b w:val="0"/>
+                      <w:color w:val="1A1A2E"/>
+                      <w:sz w:val="18"/>
+                    </w:rPr>
+                    <w:t>10, 12, 14, 16</w:t>
+                  </w:r>
+                </w:p>
+              </w:tc>
+              <w:tc>
+                <w:tcPr>
+                  <w:tcW w:type="dxa" w:w="2560"/>
+                  <w:shd w:val="clear" w:color="auto" w:fill="EDF4FC"/>
+                  <w:tcMar>
+                    <w:top w:w="48" w:type="dxa"/>
+                    <w:bottom w:w="48" w:type="dxa"/>
+                    <w:left w:w="100" w:type="dxa"/>
+                    <w:right w:w="100" w:type="dxa"/>
+                  </w:tcMar>
+                </w:tcPr>
+                <w:p>
+                  <w:pPr>
+                    <w:spacing w:before="0" w:after="0"/>
+                    <w:jc w:val="right"/>
+                  </w:pPr>
+                  <w:r>
+                    <w:rPr>
+                      <w:b/>
+                      <w:color w:val="1E3A6E"/>
+                      <w:sz w:val="18"/>
+                    </w:rPr>
+                    <w:t>$235</w:t>
+                  </w:r>
+                </w:p>
+              </w:tc>
+            </w:tr>
+            <w:tr>
+              <w:tc>
+                <w:tcPr>
+                  <w:tcW w:type="dxa" w:w="2560"/>
                   <w:shd w:val="clear" w:color="auto" w:fill="FFFFFF"/>
                   <w:tcMar>
                     <w:top w:w="48" w:type="dxa"/>
@@ -1210,7 +1209,7 @@
               </w:tc>
               <w:tc>
                 <w:tcPr>
-                  <w:tcW w:type="dxa" w:w="1920"/>
+                  <w:tcW w:type="dxa" w:w="2560"/>
                   <w:shd w:val="clear" w:color="auto" w:fill="FFFFFF"/>
                   <w:tcMar>
                     <w:top w:w="48" w:type="dxa"/>
@@ -1238,7 +1237,7 @@
             <w:tr>
               <w:tc>
                 <w:tcPr>
-                  <w:tcW w:type="dxa" w:w="1920"/>
+                  <w:tcW w:type="dxa" w:w="2560"/>
                   <w:shd w:val="clear" w:color="auto" w:fill="EDF4FC"/>
                   <w:tcMar>
                     <w:top w:w="48" w:type="dxa"/>
@@ -1264,7 +1263,7 @@
               </w:tc>
               <w:tc>
                 <w:tcPr>
-                  <w:tcW w:type="dxa" w:w="1920"/>
+                  <w:tcW w:type="dxa" w:w="2560"/>
                   <w:shd w:val="clear" w:color="auto" w:fill="EDF4FC"/>
                   <w:tcMar>
                     <w:top w:w="48" w:type="dxa"/>
@@ -1292,7 +1291,7 @@
             <w:tr>
               <w:tc>
                 <w:tcPr>
-                  <w:tcW w:type="dxa" w:w="1920"/>
+                  <w:tcW w:type="dxa" w:w="2560"/>
                   <w:shd w:val="clear" w:color="auto" w:fill="FFFFFF"/>
                   <w:tcMar>
                     <w:top w:w="48" w:type="dxa"/>
@@ -1318,7 +1317,7 @@
               </w:tc>
               <w:tc>
                 <w:tcPr>
-                  <w:tcW w:type="dxa" w:w="1920"/>
+                  <w:tcW w:type="dxa" w:w="2560"/>
                   <w:shd w:val="clear" w:color="auto" w:fill="FFFFFF"/>
                   <w:tcMar>
                     <w:top w:w="48" w:type="dxa"/>
@@ -1351,9 +1350,11 @@
             </w:pPr>
           </w:p>
         </w:tc>
+      </w:tr>
+      <w:tr>
         <w:tc>
           <w:tcPr>
-            <w:tcW w:type="dxa" w:w="3841"/>
+            <w:tcW w:type="dxa" w:w="5121"/>
             <w:tcMar>
               <w:top w:w="0" w:type="dxa"/>
               <w:bottom w:w="0" w:type="dxa"/>
@@ -1376,12 +1377,12 @@
               </w:tblBorders>
             </w:tblPr>
             <w:tblGrid>
-              <w:gridCol w:w="3841"/>
+              <w:gridCol w:w="5121"/>
             </w:tblGrid>
             <w:tr>
               <w:tc>
                 <w:tcPr>
-                  <w:tcW w:type="dxa" w:w="3841"/>
+                  <w:tcW w:type="dxa" w:w="5121"/>
                   <w:shd w:val="clear" w:color="auto" w:fill="2E6FBF"/>
                   <w:tcMar>
                     <w:top w:w="70" w:type="dxa"/>
@@ -1415,13 +1416,13 @@
               <w:tblLook w:firstColumn="1" w:firstRow="1" w:lastColumn="0" w:lastRow="0" w:noHBand="0" w:noVBand="1" w:val="04A0"/>
             </w:tblPr>
             <w:tblGrid>
-              <w:gridCol w:w="1920"/>
-              <w:gridCol w:w="1920"/>
+              <w:gridCol w:w="2560"/>
+              <w:gridCol w:w="2560"/>
             </w:tblGrid>
             <w:tr>
               <w:tc>
                 <w:tcPr>
-                  <w:tcW w:type="dxa" w:w="1920"/>
+                  <w:tcW w:type="dxa" w:w="2560"/>
                   <w:shd w:val="clear" w:color="auto" w:fill="D6E8F7"/>
                   <w:tcMar>
                     <w:top w:w="50" w:type="dxa"/>
@@ -1447,7 +1448,7 @@
               </w:tc>
               <w:tc>
                 <w:tcPr>
-                  <w:tcW w:type="dxa" w:w="1920"/>
+                  <w:tcW w:type="dxa" w:w="2560"/>
                   <w:shd w:val="clear" w:color="auto" w:fill="D6E8F7"/>
                   <w:tcMar>
                     <w:top w:w="50" w:type="dxa"/>
@@ -1475,7 +1476,7 @@
             <w:tr>
               <w:tc>
                 <w:tcPr>
-                  <w:tcW w:type="dxa" w:w="1920"/>
+                  <w:tcW w:type="dxa" w:w="2560"/>
                   <w:shd w:val="clear" w:color="auto" w:fill="FFFFFF"/>
                   <w:tcMar>
                     <w:top w:w="48" w:type="dxa"/>
@@ -1501,7 +1502,7 @@
               </w:tc>
               <w:tc>
                 <w:tcPr>
-                  <w:tcW w:type="dxa" w:w="1920"/>
+                  <w:tcW w:type="dxa" w:w="2560"/>
                   <w:shd w:val="clear" w:color="auto" w:fill="FFFFFF"/>
                   <w:tcMar>
                     <w:top w:w="48" w:type="dxa"/>
@@ -1529,7 +1530,7 @@
             <w:tr>
               <w:tc>
                 <w:tcPr>
-                  <w:tcW w:type="dxa" w:w="1920"/>
+                  <w:tcW w:type="dxa" w:w="2560"/>
                   <w:shd w:val="clear" w:color="auto" w:fill="EDF4FC"/>
                   <w:tcMar>
                     <w:top w:w="48" w:type="dxa"/>
@@ -1555,7 +1556,7 @@
               </w:tc>
               <w:tc>
                 <w:tcPr>
-                  <w:tcW w:type="dxa" w:w="1920"/>
+                  <w:tcW w:type="dxa" w:w="2560"/>
                   <w:shd w:val="clear" w:color="auto" w:fill="EDF4FC"/>
                   <w:tcMar>
                     <w:top w:w="48" w:type="dxa"/>
@@ -1583,7 +1584,7 @@
             <w:tr>
               <w:tc>
                 <w:tcPr>
-                  <w:tcW w:type="dxa" w:w="1920"/>
+                  <w:tcW w:type="dxa" w:w="2560"/>
                   <w:shd w:val="clear" w:color="auto" w:fill="FFFFFF"/>
                   <w:tcMar>
                     <w:top w:w="48" w:type="dxa"/>
@@ -1609,7 +1610,7 @@
               </w:tc>
               <w:tc>
                 <w:tcPr>
-                  <w:tcW w:type="dxa" w:w="1920"/>
+                  <w:tcW w:type="dxa" w:w="2560"/>
                   <w:shd w:val="clear" w:color="auto" w:fill="FFFFFF"/>
                   <w:tcMar>
                     <w:top w:w="48" w:type="dxa"/>
@@ -1637,7 +1638,7 @@
             <w:tr>
               <w:tc>
                 <w:tcPr>
-                  <w:tcW w:type="dxa" w:w="1920"/>
+                  <w:tcW w:type="dxa" w:w="2560"/>
                   <w:shd w:val="clear" w:color="auto" w:fill="EDF4FC"/>
                   <w:tcMar>
                     <w:top w:w="48" w:type="dxa"/>
@@ -1663,7 +1664,7 @@
               </w:tc>
               <w:tc>
                 <w:tcPr>
-                  <w:tcW w:type="dxa" w:w="1920"/>
+                  <w:tcW w:type="dxa" w:w="2560"/>
                   <w:shd w:val="clear" w:color="auto" w:fill="EDF4FC"/>
                   <w:tcMar>
                     <w:top w:w="48" w:type="dxa"/>
@@ -1696,11 +1697,9 @@
             </w:pPr>
           </w:p>
         </w:tc>
-      </w:tr>
-      <w:tr>
         <w:tc>
           <w:tcPr>
-            <w:tcW w:type="dxa" w:w="3841"/>
+            <w:tcW w:type="dxa" w:w="5121"/>
             <w:tcMar>
               <w:top w:w="0" w:type="dxa"/>
               <w:bottom w:w="0" w:type="dxa"/>
@@ -1723,756 +1722,12 @@
               </w:tblBorders>
             </w:tblPr>
             <w:tblGrid>
-              <w:gridCol w:w="3841"/>
+              <w:gridCol w:w="5121"/>
             </w:tblGrid>
             <w:tr>
               <w:tc>
                 <w:tcPr>
-                  <w:tcW w:type="dxa" w:w="3841"/>
-                  <w:shd w:val="clear" w:color="auto" w:fill="2E6FBF"/>
-                  <w:tcMar>
-                    <w:top w:w="70" w:type="dxa"/>
-                    <w:bottom w:w="70" w:type="dxa"/>
-                    <w:left w:w="140" w:type="dxa"/>
-                    <w:right w:w="140" w:type="dxa"/>
-                  </w:tcMar>
-                </w:tcPr>
-                <w:p>
-                  <w:pPr>
-                    <w:spacing w:before="0" w:after="0"/>
-                    <w:jc w:val="left"/>
-                  </w:pPr>
-                  <w:r>
-                    <w:rPr>
-                      <w:b/>
-                      <w:color w:val="FFFFFF"/>
-                      <w:sz w:val="20"/>
-                    </w:rPr>
-                    <w:t>Cuatro Tablas</w:t>
-                  </w:r>
-                </w:p>
-              </w:tc>
-            </w:tr>
-          </w:tbl>
-          <w:p/>
-          <w:tbl>
-            <w:tblPr>
-              <w:tblStyle w:val="TableGrid"/>
-              <w:tblW w:type="auto" w:w="0"/>
-              <w:tblLook w:firstColumn="1" w:firstRow="1" w:lastColumn="0" w:lastRow="0" w:noHBand="0" w:noVBand="1" w:val="04A0"/>
-            </w:tblPr>
-            <w:tblGrid>
-              <w:gridCol w:w="1920"/>
-              <w:gridCol w:w="1920"/>
-            </w:tblGrid>
-            <w:tr>
-              <w:tc>
-                <w:tcPr>
-                  <w:tcW w:type="dxa" w:w="1920"/>
-                  <w:shd w:val="clear" w:color="auto" w:fill="D6E8F7"/>
-                  <w:tcMar>
-                    <w:top w:w="50" w:type="dxa"/>
-                    <w:bottom w:w="50" w:type="dxa"/>
-                    <w:left w:w="100" w:type="dxa"/>
-                    <w:right w:w="100" w:type="dxa"/>
-                  </w:tcMar>
-                </w:tcPr>
-                <w:p>
-                  <w:pPr>
-                    <w:spacing w:before="0" w:after="0"/>
-                    <w:jc w:val="left"/>
-                  </w:pPr>
-                  <w:r>
-                    <w:rPr>
-                      <w:b/>
-                      <w:color w:val="2E6FBF"/>
-                      <w:sz w:val="17"/>
-                    </w:rPr>
-                    <w:t>Tallas</w:t>
-                  </w:r>
-                </w:p>
-              </w:tc>
-              <w:tc>
-                <w:tcPr>
-                  <w:tcW w:type="dxa" w:w="1920"/>
-                  <w:shd w:val="clear" w:color="auto" w:fill="D6E8F7"/>
-                  <w:tcMar>
-                    <w:top w:w="50" w:type="dxa"/>
-                    <w:bottom w:w="50" w:type="dxa"/>
-                    <w:left w:w="100" w:type="dxa"/>
-                    <w:right w:w="100" w:type="dxa"/>
-                  </w:tcMar>
-                </w:tcPr>
-                <w:p>
-                  <w:pPr>
-                    <w:spacing w:before="0" w:after="0"/>
-                    <w:jc w:val="right"/>
-                  </w:pPr>
-                  <w:r>
-                    <w:rPr>
-                      <w:b/>
-                      <w:color w:val="2E6FBF"/>
-                      <w:sz w:val="17"/>
-                    </w:rPr>
-                    <w:t>Precio</w:t>
-                  </w:r>
-                </w:p>
-              </w:tc>
-            </w:tr>
-            <w:tr>
-              <w:tc>
-                <w:tcPr>
-                  <w:tcW w:type="dxa" w:w="1920"/>
-                  <w:shd w:val="clear" w:color="auto" w:fill="FFFFFF"/>
-                  <w:tcMar>
-                    <w:top w:w="48" w:type="dxa"/>
-                    <w:bottom w:w="48" w:type="dxa"/>
-                    <w:left w:w="100" w:type="dxa"/>
-                    <w:right w:w="100" w:type="dxa"/>
-                  </w:tcMar>
-                </w:tcPr>
-                <w:p>
-                  <w:pPr>
-                    <w:spacing w:before="0" w:after="0"/>
-                    <w:jc w:val="left"/>
-                  </w:pPr>
-                  <w:r>
-                    <w:rPr>
-                      <w:b w:val="0"/>
-                      <w:color w:val="1A1A2E"/>
-                      <w:sz w:val="18"/>
-                    </w:rPr>
-                    <w:t>2, 4, 6, 8</w:t>
-                  </w:r>
-                </w:p>
-              </w:tc>
-              <w:tc>
-                <w:tcPr>
-                  <w:tcW w:type="dxa" w:w="1920"/>
-                  <w:shd w:val="clear" w:color="auto" w:fill="FFFFFF"/>
-                  <w:tcMar>
-                    <w:top w:w="48" w:type="dxa"/>
-                    <w:bottom w:w="48" w:type="dxa"/>
-                    <w:left w:w="100" w:type="dxa"/>
-                    <w:right w:w="100" w:type="dxa"/>
-                  </w:tcMar>
-                </w:tcPr>
-                <w:p>
-                  <w:pPr>
-                    <w:spacing w:before="0" w:after="0"/>
-                    <w:jc w:val="right"/>
-                  </w:pPr>
-                  <w:r>
-                    <w:rPr>
-                      <w:b/>
-                      <w:color w:val="1E3A6E"/>
-                      <w:sz w:val="18"/>
-                    </w:rPr>
-                    <w:t>$195</w:t>
-                  </w:r>
-                </w:p>
-              </w:tc>
-            </w:tr>
-            <w:tr>
-              <w:tc>
-                <w:tcPr>
-                  <w:tcW w:type="dxa" w:w="1920"/>
-                  <w:shd w:val="clear" w:color="auto" w:fill="EDF4FC"/>
-                  <w:tcMar>
-                    <w:top w:w="48" w:type="dxa"/>
-                    <w:bottom w:w="48" w:type="dxa"/>
-                    <w:left w:w="100" w:type="dxa"/>
-                    <w:right w:w="100" w:type="dxa"/>
-                  </w:tcMar>
-                </w:tcPr>
-                <w:p>
-                  <w:pPr>
-                    <w:spacing w:before="0" w:after="0"/>
-                    <w:jc w:val="left"/>
-                  </w:pPr>
-                  <w:r>
-                    <w:rPr>
-                      <w:b w:val="0"/>
-                      <w:color w:val="1A1A2E"/>
-                      <w:sz w:val="18"/>
-                    </w:rPr>
-                    <w:t>10, 12, 14, 16</w:t>
-                  </w:r>
-                </w:p>
-              </w:tc>
-              <w:tc>
-                <w:tcPr>
-                  <w:tcW w:type="dxa" w:w="1920"/>
-                  <w:shd w:val="clear" w:color="auto" w:fill="EDF4FC"/>
-                  <w:tcMar>
-                    <w:top w:w="48" w:type="dxa"/>
-                    <w:bottom w:w="48" w:type="dxa"/>
-                    <w:left w:w="100" w:type="dxa"/>
-                    <w:right w:w="100" w:type="dxa"/>
-                  </w:tcMar>
-                </w:tcPr>
-                <w:p>
-                  <w:pPr>
-                    <w:spacing w:before="0" w:after="0"/>
-                    <w:jc w:val="right"/>
-                  </w:pPr>
-                  <w:r>
-                    <w:rPr>
-                      <w:b/>
-                      <w:color w:val="1E3A6E"/>
-                      <w:sz w:val="18"/>
-                    </w:rPr>
-                    <w:t>$205</w:t>
-                  </w:r>
-                </w:p>
-              </w:tc>
-            </w:tr>
-            <w:tr>
-              <w:tc>
-                <w:tcPr>
-                  <w:tcW w:type="dxa" w:w="1920"/>
-                  <w:shd w:val="clear" w:color="auto" w:fill="FFFFFF"/>
-                  <w:tcMar>
-                    <w:top w:w="48" w:type="dxa"/>
-                    <w:bottom w:w="48" w:type="dxa"/>
-                    <w:left w:w="100" w:type="dxa"/>
-                    <w:right w:w="100" w:type="dxa"/>
-                  </w:tcMar>
-                </w:tcPr>
-                <w:p>
-                  <w:pPr>
-                    <w:spacing w:before="0" w:after="0"/>
-                    <w:jc w:val="left"/>
-                  </w:pPr>
-                  <w:r>
-                    <w:rPr>
-                      <w:b w:val="0"/>
-                      <w:color w:val="1A1A2E"/>
-                      <w:sz w:val="18"/>
-                    </w:rPr>
-                    <w:t>28, 30, 32, 34</w:t>
-                  </w:r>
-                </w:p>
-              </w:tc>
-              <w:tc>
-                <w:tcPr>
-                  <w:tcW w:type="dxa" w:w="1920"/>
-                  <w:shd w:val="clear" w:color="auto" w:fill="FFFFFF"/>
-                  <w:tcMar>
-                    <w:top w:w="48" w:type="dxa"/>
-                    <w:bottom w:w="48" w:type="dxa"/>
-                    <w:left w:w="100" w:type="dxa"/>
-                    <w:right w:w="100" w:type="dxa"/>
-                  </w:tcMar>
-                </w:tcPr>
-                <w:p>
-                  <w:pPr>
-                    <w:spacing w:before="0" w:after="0"/>
-                    <w:jc w:val="right"/>
-                  </w:pPr>
-                  <w:r>
-                    <w:rPr>
-                      <w:b/>
-                      <w:color w:val="1E3A6E"/>
-                      <w:sz w:val="18"/>
-                    </w:rPr>
-                    <w:t>$225</w:t>
-                  </w:r>
-                </w:p>
-              </w:tc>
-            </w:tr>
-            <w:tr>
-              <w:tc>
-                <w:tcPr>
-                  <w:tcW w:type="dxa" w:w="1920"/>
-                  <w:shd w:val="clear" w:color="auto" w:fill="EDF4FC"/>
-                  <w:tcMar>
-                    <w:top w:w="48" w:type="dxa"/>
-                    <w:bottom w:w="48" w:type="dxa"/>
-                    <w:left w:w="100" w:type="dxa"/>
-                    <w:right w:w="100" w:type="dxa"/>
-                  </w:tcMar>
-                </w:tcPr>
-                <w:p>
-                  <w:pPr>
-                    <w:spacing w:before="0" w:after="0"/>
-                    <w:jc w:val="left"/>
-                  </w:pPr>
-                  <w:r>
-                    <w:rPr>
-                      <w:b w:val="0"/>
-                      <w:color w:val="1A1A2E"/>
-                      <w:sz w:val="18"/>
-                    </w:rPr>
-                    <w:t>36, 38, 40, 42</w:t>
-                  </w:r>
-                </w:p>
-              </w:tc>
-              <w:tc>
-                <w:tcPr>
-                  <w:tcW w:type="dxa" w:w="1920"/>
-                  <w:shd w:val="clear" w:color="auto" w:fill="EDF4FC"/>
-                  <w:tcMar>
-                    <w:top w:w="48" w:type="dxa"/>
-                    <w:bottom w:w="48" w:type="dxa"/>
-                    <w:left w:w="100" w:type="dxa"/>
-                    <w:right w:w="100" w:type="dxa"/>
-                  </w:tcMar>
-                </w:tcPr>
-                <w:p>
-                  <w:pPr>
-                    <w:spacing w:before="0" w:after="0"/>
-                    <w:jc w:val="right"/>
-                  </w:pPr>
-                  <w:r>
-                    <w:rPr>
-                      <w:b/>
-                      <w:color w:val="1E3A6E"/>
-                      <w:sz w:val="18"/>
-                    </w:rPr>
-                    <w:t>$235</w:t>
-                  </w:r>
-                </w:p>
-              </w:tc>
-            </w:tr>
-          </w:tbl>
-          <w:p/>
-          <w:p>
-            <w:pPr>
-              <w:spacing w:before="0" w:after="80"/>
-            </w:pPr>
-          </w:p>
-        </w:tc>
-        <w:tc>
-          <w:tcPr>
-            <w:tcW w:type="dxa" w:w="3841"/>
-            <w:tcMar>
-              <w:top w:w="0" w:type="dxa"/>
-              <w:bottom w:w="0" w:type="dxa"/>
-              <w:left w:w="60" w:type="dxa"/>
-              <w:right w:w="60" w:type="dxa"/>
-            </w:tcMar>
-          </w:tcPr>
-          <w:p/>
-          <w:tbl>
-            <w:tblPr>
-              <w:tblW w:type="auto" w:w="0"/>
-              <w:tblLook w:firstColumn="1" w:firstRow="1" w:lastColumn="0" w:lastRow="0" w:noHBand="0" w:noVBand="1" w:val="04A0"/>
-              <w:tblBorders>
-                <w:top w:val="none"/>
-                <w:left w:val="none"/>
-                <w:bottom w:val="none"/>
-                <w:right w:val="none"/>
-                <w:insideH w:val="none"/>
-                <w:insideV w:val="none"/>
-              </w:tblBorders>
-            </w:tblPr>
-            <w:tblGrid>
-              <w:gridCol w:w="3841"/>
-            </w:tblGrid>
-            <w:tr>
-              <w:tc>
-                <w:tcPr>
-                  <w:tcW w:type="dxa" w:w="3841"/>
-                  <w:shd w:val="clear" w:color="auto" w:fill="2E6FBF"/>
-                  <w:tcMar>
-                    <w:top w:w="70" w:type="dxa"/>
-                    <w:bottom w:w="70" w:type="dxa"/>
-                    <w:left w:w="140" w:type="dxa"/>
-                    <w:right w:w="140" w:type="dxa"/>
-                  </w:tcMar>
-                </w:tcPr>
-                <w:p>
-                  <w:pPr>
-                    <w:spacing w:before="0" w:after="0"/>
-                    <w:jc w:val="left"/>
-                  </w:pPr>
-                  <w:r>
-                    <w:rPr>
-                      <w:b/>
-                      <w:color w:val="FFFFFF"/>
-                      <w:sz w:val="20"/>
-                    </w:rPr>
-                    <w:t>Escolar Azul Marino</w:t>
-                  </w:r>
-                </w:p>
-              </w:tc>
-            </w:tr>
-          </w:tbl>
-          <w:p/>
-          <w:tbl>
-            <w:tblPr>
-              <w:tblStyle w:val="TableGrid"/>
-              <w:tblW w:type="auto" w:w="0"/>
-              <w:tblLook w:firstColumn="1" w:firstRow="1" w:lastColumn="0" w:lastRow="0" w:noHBand="0" w:noVBand="1" w:val="04A0"/>
-            </w:tblPr>
-            <w:tblGrid>
-              <w:gridCol w:w="1920"/>
-              <w:gridCol w:w="1920"/>
-            </w:tblGrid>
-            <w:tr>
-              <w:tc>
-                <w:tcPr>
-                  <w:tcW w:type="dxa" w:w="1920"/>
-                  <w:shd w:val="clear" w:color="auto" w:fill="D6E8F7"/>
-                  <w:tcMar>
-                    <w:top w:w="50" w:type="dxa"/>
-                    <w:bottom w:w="50" w:type="dxa"/>
-                    <w:left w:w="100" w:type="dxa"/>
-                    <w:right w:w="100" w:type="dxa"/>
-                  </w:tcMar>
-                </w:tcPr>
-                <w:p>
-                  <w:pPr>
-                    <w:spacing w:before="0" w:after="0"/>
-                    <w:jc w:val="left"/>
-                  </w:pPr>
-                  <w:r>
-                    <w:rPr>
-                      <w:b/>
-                      <w:color w:val="2E6FBF"/>
-                      <w:sz w:val="17"/>
-                    </w:rPr>
-                    <w:t>Tallas</w:t>
-                  </w:r>
-                </w:p>
-              </w:tc>
-              <w:tc>
-                <w:tcPr>
-                  <w:tcW w:type="dxa" w:w="1920"/>
-                  <w:shd w:val="clear" w:color="auto" w:fill="D6E8F7"/>
-                  <w:tcMar>
-                    <w:top w:w="50" w:type="dxa"/>
-                    <w:bottom w:w="50" w:type="dxa"/>
-                    <w:left w:w="100" w:type="dxa"/>
-                    <w:right w:w="100" w:type="dxa"/>
-                  </w:tcMar>
-                </w:tcPr>
-                <w:p>
-                  <w:pPr>
-                    <w:spacing w:before="0" w:after="0"/>
-                    <w:jc w:val="right"/>
-                  </w:pPr>
-                  <w:r>
-                    <w:rPr>
-                      <w:b/>
-                      <w:color w:val="2E6FBF"/>
-                      <w:sz w:val="17"/>
-                    </w:rPr>
-                    <w:t>Precio</w:t>
-                  </w:r>
-                </w:p>
-              </w:tc>
-            </w:tr>
-            <w:tr>
-              <w:tc>
-                <w:tcPr>
-                  <w:tcW w:type="dxa" w:w="1920"/>
-                  <w:shd w:val="clear" w:color="auto" w:fill="FFFFFF"/>
-                  <w:tcMar>
-                    <w:top w:w="48" w:type="dxa"/>
-                    <w:bottom w:w="48" w:type="dxa"/>
-                    <w:left w:w="100" w:type="dxa"/>
-                    <w:right w:w="100" w:type="dxa"/>
-                  </w:tcMar>
-                </w:tcPr>
-                <w:p>
-                  <w:pPr>
-                    <w:spacing w:before="0" w:after="0"/>
-                    <w:jc w:val="left"/>
-                  </w:pPr>
-                  <w:r>
-                    <w:rPr>
-                      <w:b w:val="0"/>
-                      <w:color w:val="1A1A2E"/>
-                      <w:sz w:val="18"/>
-                    </w:rPr>
-                    <w:t>2–16</w:t>
-                  </w:r>
-                </w:p>
-              </w:tc>
-              <w:tc>
-                <w:tcPr>
-                  <w:tcW w:type="dxa" w:w="1920"/>
-                  <w:shd w:val="clear" w:color="auto" w:fill="FFFFFF"/>
-                  <w:tcMar>
-                    <w:top w:w="48" w:type="dxa"/>
-                    <w:bottom w:w="48" w:type="dxa"/>
-                    <w:left w:w="100" w:type="dxa"/>
-                    <w:right w:w="100" w:type="dxa"/>
-                  </w:tcMar>
-                </w:tcPr>
-                <w:p>
-                  <w:pPr>
-                    <w:spacing w:before="0" w:after="0"/>
-                    <w:jc w:val="right"/>
-                  </w:pPr>
-                  <w:r>
-                    <w:rPr>
-                      <w:b/>
-                      <w:color w:val="1E3A6E"/>
-                      <w:sz w:val="18"/>
-                    </w:rPr>
-                    <w:t>$195</w:t>
-                  </w:r>
-                </w:p>
-              </w:tc>
-            </w:tr>
-            <w:tr>
-              <w:tc>
-                <w:tcPr>
-                  <w:tcW w:type="dxa" w:w="1920"/>
-                  <w:shd w:val="clear" w:color="auto" w:fill="EDF4FC"/>
-                  <w:tcMar>
-                    <w:top w:w="48" w:type="dxa"/>
-                    <w:bottom w:w="48" w:type="dxa"/>
-                    <w:left w:w="100" w:type="dxa"/>
-                    <w:right w:w="100" w:type="dxa"/>
-                  </w:tcMar>
-                </w:tcPr>
-                <w:p>
-                  <w:pPr>
-                    <w:spacing w:before="0" w:after="0"/>
-                    <w:jc w:val="left"/>
-                  </w:pPr>
-                  <w:r>
-                    <w:rPr>
-                      <w:b w:val="0"/>
-                      <w:color w:val="1A1A2E"/>
-                      <w:sz w:val="18"/>
-                    </w:rPr>
-                    <w:t>18, 20, 28, 30</w:t>
-                  </w:r>
-                </w:p>
-              </w:tc>
-              <w:tc>
-                <w:tcPr>
-                  <w:tcW w:type="dxa" w:w="1920"/>
-                  <w:shd w:val="clear" w:color="auto" w:fill="EDF4FC"/>
-                  <w:tcMar>
-                    <w:top w:w="48" w:type="dxa"/>
-                    <w:bottom w:w="48" w:type="dxa"/>
-                    <w:left w:w="100" w:type="dxa"/>
-                    <w:right w:w="100" w:type="dxa"/>
-                  </w:tcMar>
-                </w:tcPr>
-                <w:p>
-                  <w:pPr>
-                    <w:spacing w:before="0" w:after="0"/>
-                    <w:jc w:val="right"/>
-                  </w:pPr>
-                  <w:r>
-                    <w:rPr>
-                      <w:b/>
-                      <w:color w:val="1E3A6E"/>
-                      <w:sz w:val="18"/>
-                    </w:rPr>
-                    <w:t>$205</w:t>
-                  </w:r>
-                </w:p>
-              </w:tc>
-            </w:tr>
-            <w:tr>
-              <w:tc>
-                <w:tcPr>
-                  <w:tcW w:type="dxa" w:w="1920"/>
-                  <w:shd w:val="clear" w:color="auto" w:fill="FFFFFF"/>
-                  <w:tcMar>
-                    <w:top w:w="48" w:type="dxa"/>
-                    <w:bottom w:w="48" w:type="dxa"/>
-                    <w:left w:w="100" w:type="dxa"/>
-                    <w:right w:w="100" w:type="dxa"/>
-                  </w:tcMar>
-                </w:tcPr>
-                <w:p>
-                  <w:pPr>
-                    <w:spacing w:before="0" w:after="0"/>
-                    <w:jc w:val="left"/>
-                  </w:pPr>
-                  <w:r>
-                    <w:rPr>
-                      <w:b w:val="0"/>
-                      <w:color w:val="1A1A2E"/>
-                      <w:sz w:val="18"/>
-                    </w:rPr>
-                    <w:t>32, 34</w:t>
-                  </w:r>
-                </w:p>
-              </w:tc>
-              <w:tc>
-                <w:tcPr>
-                  <w:tcW w:type="dxa" w:w="1920"/>
-                  <w:shd w:val="clear" w:color="auto" w:fill="FFFFFF"/>
-                  <w:tcMar>
-                    <w:top w:w="48" w:type="dxa"/>
-                    <w:bottom w:w="48" w:type="dxa"/>
-                    <w:left w:w="100" w:type="dxa"/>
-                    <w:right w:w="100" w:type="dxa"/>
-                  </w:tcMar>
-                </w:tcPr>
-                <w:p>
-                  <w:pPr>
-                    <w:spacing w:before="0" w:after="0"/>
-                    <w:jc w:val="right"/>
-                  </w:pPr>
-                  <w:r>
-                    <w:rPr>
-                      <w:b/>
-                      <w:color w:val="1E3A6E"/>
-                      <w:sz w:val="18"/>
-                    </w:rPr>
-                    <w:t>$215</w:t>
-                  </w:r>
-                </w:p>
-              </w:tc>
-            </w:tr>
-            <w:tr>
-              <w:tc>
-                <w:tcPr>
-                  <w:tcW w:type="dxa" w:w="1920"/>
-                  <w:shd w:val="clear" w:color="auto" w:fill="EDF4FC"/>
-                  <w:tcMar>
-                    <w:top w:w="48" w:type="dxa"/>
-                    <w:bottom w:w="48" w:type="dxa"/>
-                    <w:left w:w="100" w:type="dxa"/>
-                    <w:right w:w="100" w:type="dxa"/>
-                  </w:tcMar>
-                </w:tcPr>
-                <w:p>
-                  <w:pPr>
-                    <w:spacing w:before="0" w:after="0"/>
-                    <w:jc w:val="left"/>
-                  </w:pPr>
-                  <w:r>
-                    <w:rPr>
-                      <w:b w:val="0"/>
-                      <w:color w:val="1A1A2E"/>
-                      <w:sz w:val="18"/>
-                    </w:rPr>
-                    <w:t>36, 38</w:t>
-                  </w:r>
-                </w:p>
-              </w:tc>
-              <w:tc>
-                <w:tcPr>
-                  <w:tcW w:type="dxa" w:w="1920"/>
-                  <w:shd w:val="clear" w:color="auto" w:fill="EDF4FC"/>
-                  <w:tcMar>
-                    <w:top w:w="48" w:type="dxa"/>
-                    <w:bottom w:w="48" w:type="dxa"/>
-                    <w:left w:w="100" w:type="dxa"/>
-                    <w:right w:w="100" w:type="dxa"/>
-                  </w:tcMar>
-                </w:tcPr>
-                <w:p>
-                  <w:pPr>
-                    <w:spacing w:before="0" w:after="0"/>
-                    <w:jc w:val="right"/>
-                  </w:pPr>
-                  <w:r>
-                    <w:rPr>
-                      <w:b/>
-                      <w:color w:val="1E3A6E"/>
-                      <w:sz w:val="18"/>
-                    </w:rPr>
-                    <w:t>$225</w:t>
-                  </w:r>
-                </w:p>
-              </w:tc>
-            </w:tr>
-            <w:tr>
-              <w:tc>
-                <w:tcPr>
-                  <w:tcW w:type="dxa" w:w="1920"/>
-                  <w:shd w:val="clear" w:color="auto" w:fill="FFFFFF"/>
-                  <w:tcMar>
-                    <w:top w:w="48" w:type="dxa"/>
-                    <w:bottom w:w="48" w:type="dxa"/>
-                    <w:left w:w="100" w:type="dxa"/>
-                    <w:right w:w="100" w:type="dxa"/>
-                  </w:tcMar>
-                </w:tcPr>
-                <w:p>
-                  <w:pPr>
-                    <w:spacing w:before="0" w:after="0"/>
-                    <w:jc w:val="left"/>
-                  </w:pPr>
-                  <w:r>
-                    <w:rPr>
-                      <w:b w:val="0"/>
-                      <w:color w:val="1A1A2E"/>
-                      <w:sz w:val="18"/>
-                    </w:rPr>
-                    <w:t>40, 42</w:t>
-                  </w:r>
-                </w:p>
-              </w:tc>
-              <w:tc>
-                <w:tcPr>
-                  <w:tcW w:type="dxa" w:w="1920"/>
-                  <w:shd w:val="clear" w:color="auto" w:fill="FFFFFF"/>
-                  <w:tcMar>
-                    <w:top w:w="48" w:type="dxa"/>
-                    <w:bottom w:w="48" w:type="dxa"/>
-                    <w:left w:w="100" w:type="dxa"/>
-                    <w:right w:w="100" w:type="dxa"/>
-                  </w:tcMar>
-                </w:tcPr>
-                <w:p>
-                  <w:pPr>
-                    <w:spacing w:before="0" w:after="0"/>
-                    <w:jc w:val="right"/>
-                  </w:pPr>
-                  <w:r>
-                    <w:rPr>
-                      <w:b/>
-                      <w:color w:val="1E3A6E"/>
-                      <w:sz w:val="18"/>
-                    </w:rPr>
-                    <w:t>$235</w:t>
-                  </w:r>
-                </w:p>
-              </w:tc>
-            </w:tr>
-          </w:tbl>
-          <w:p/>
-          <w:p>
-            <w:pPr>
-              <w:spacing w:before="0" w:after="80"/>
-            </w:pPr>
-          </w:p>
-        </w:tc>
-        <w:tc>
-          <w:tcPr>
-            <w:tcW w:type="dxa" w:w="3841"/>
-            <w:tcMar>
-              <w:top w:w="0" w:type="dxa"/>
-              <w:bottom w:w="0" w:type="dxa"/>
-              <w:left w:w="60" w:type="dxa"/>
-              <w:right w:w="60" w:type="dxa"/>
-            </w:tcMar>
-          </w:tcPr>
-          <w:p/>
-          <w:tbl>
-            <w:tblPr>
-              <w:tblW w:type="auto" w:w="0"/>
-              <w:tblLook w:firstColumn="1" w:firstRow="1" w:lastColumn="0" w:lastRow="0" w:noHBand="0" w:noVBand="1" w:val="04A0"/>
-              <w:tblBorders>
-                <w:top w:val="none"/>
-                <w:left w:val="none"/>
-                <w:bottom w:val="none"/>
-                <w:right w:val="none"/>
-                <w:insideH w:val="none"/>
-                <w:insideV w:val="none"/>
-              </w:tblBorders>
-            </w:tblPr>
-            <w:tblGrid>
-              <w:gridCol w:w="3841"/>
-            </w:tblGrid>
-            <w:tr>
-              <w:tc>
-                <w:tcPr>
-                  <w:tcW w:type="dxa" w:w="3841"/>
+                  <w:tcW w:type="dxa" w:w="5121"/>
                   <w:shd w:val="clear" w:color="auto" w:fill="2E6FBF"/>
                   <w:tcMar>
                     <w:top w:w="70" w:type="dxa"/>
@@ -2506,13 +1761,13 @@
               <w:tblLook w:firstColumn="1" w:firstRow="1" w:lastColumn="0" w:lastRow="0" w:noHBand="0" w:noVBand="1" w:val="04A0"/>
             </w:tblPr>
             <w:tblGrid>
-              <w:gridCol w:w="1920"/>
-              <w:gridCol w:w="1920"/>
+              <w:gridCol w:w="2560"/>
+              <w:gridCol w:w="2560"/>
             </w:tblGrid>
             <w:tr>
               <w:tc>
                 <w:tcPr>
-                  <w:tcW w:type="dxa" w:w="1920"/>
+                  <w:tcW w:type="dxa" w:w="2560"/>
                   <w:shd w:val="clear" w:color="auto" w:fill="D6E8F7"/>
                   <w:tcMar>
                     <w:top w:w="50" w:type="dxa"/>
@@ -2538,7 +1793,7 @@
               </w:tc>
               <w:tc>
                 <w:tcPr>
-                  <w:tcW w:type="dxa" w:w="1920"/>
+                  <w:tcW w:type="dxa" w:w="2560"/>
                   <w:shd w:val="clear" w:color="auto" w:fill="D6E8F7"/>
                   <w:tcMar>
                     <w:top w:w="50" w:type="dxa"/>
@@ -2566,7 +1821,7 @@
             <w:tr>
               <w:tc>
                 <w:tcPr>
-                  <w:tcW w:type="dxa" w:w="1920"/>
+                  <w:tcW w:type="dxa" w:w="2560"/>
                   <w:shd w:val="clear" w:color="auto" w:fill="FFFFFF"/>
                   <w:tcMar>
                     <w:top w:w="48" w:type="dxa"/>
@@ -2586,13 +1841,13 @@
                       <w:color w:val="1A1A2E"/>
                       <w:sz w:val="18"/>
                     </w:rPr>
-                    <w:t>12, 14, 16</w:t>
+                    <w:t>12</w:t>
                   </w:r>
                 </w:p>
               </w:tc>
               <w:tc>
                 <w:tcPr>
-                  <w:tcW w:type="dxa" w:w="1920"/>
+                  <w:tcW w:type="dxa" w:w="2560"/>
                   <w:shd w:val="clear" w:color="auto" w:fill="FFFFFF"/>
                   <w:tcMar>
                     <w:top w:w="48" w:type="dxa"/>
@@ -2612,7 +1867,7 @@
                       <w:color w:val="1E3A6E"/>
                       <w:sz w:val="18"/>
                     </w:rPr>
-                    <w:t>$205</w:t>
+                    <w:t>$219</w:t>
                   </w:r>
                 </w:p>
               </w:tc>
@@ -2620,8 +1875,62 @@
             <w:tr>
               <w:tc>
                 <w:tcPr>
-                  <w:tcW w:type="dxa" w:w="1920"/>
+                  <w:tcW w:type="dxa" w:w="2560"/>
                   <w:shd w:val="clear" w:color="auto" w:fill="EDF4FC"/>
+                  <w:tcMar>
+                    <w:top w:w="48" w:type="dxa"/>
+                    <w:bottom w:w="48" w:type="dxa"/>
+                    <w:left w:w="100" w:type="dxa"/>
+                    <w:right w:w="100" w:type="dxa"/>
+                  </w:tcMar>
+                </w:tcPr>
+                <w:p>
+                  <w:pPr>
+                    <w:spacing w:before="0" w:after="0"/>
+                    <w:jc w:val="left"/>
+                  </w:pPr>
+                  <w:r>
+                    <w:rPr>
+                      <w:b w:val="0"/>
+                      <w:color w:val="1A1A2E"/>
+                      <w:sz w:val="18"/>
+                    </w:rPr>
+                    <w:t>14, 16</w:t>
+                  </w:r>
+                </w:p>
+              </w:tc>
+              <w:tc>
+                <w:tcPr>
+                  <w:tcW w:type="dxa" w:w="2560"/>
+                  <w:shd w:val="clear" w:color="auto" w:fill="EDF4FC"/>
+                  <w:tcMar>
+                    <w:top w:w="48" w:type="dxa"/>
+                    <w:bottom w:w="48" w:type="dxa"/>
+                    <w:left w:w="100" w:type="dxa"/>
+                    <w:right w:w="100" w:type="dxa"/>
+                  </w:tcMar>
+                </w:tcPr>
+                <w:p>
+                  <w:pPr>
+                    <w:spacing w:before="0" w:after="0"/>
+                    <w:jc w:val="right"/>
+                  </w:pPr>
+                  <w:r>
+                    <w:rPr>
+                      <w:b/>
+                      <w:color w:val="1E3A6E"/>
+                      <w:sz w:val="18"/>
+                    </w:rPr>
+                    <w:t>$229</w:t>
+                  </w:r>
+                </w:p>
+              </w:tc>
+            </w:tr>
+            <w:tr>
+              <w:tc>
+                <w:tcPr>
+                  <w:tcW w:type="dxa" w:w="2560"/>
+                  <w:shd w:val="clear" w:color="auto" w:fill="FFFFFF"/>
                   <w:tcMar>
                     <w:top w:w="48" w:type="dxa"/>
                     <w:bottom w:w="48" w:type="dxa"/>
@@ -2646,8 +1955,8 @@
               </w:tc>
               <w:tc>
                 <w:tcPr>
-                  <w:tcW w:type="dxa" w:w="1920"/>
-                  <w:shd w:val="clear" w:color="auto" w:fill="EDF4FC"/>
+                  <w:tcW w:type="dxa" w:w="2560"/>
+                  <w:shd w:val="clear" w:color="auto" w:fill="FFFFFF"/>
                   <w:tcMar>
                     <w:top w:w="48" w:type="dxa"/>
                     <w:bottom w:w="48" w:type="dxa"/>
@@ -2666,7 +1975,7 @@
                       <w:color w:val="1E3A6E"/>
                       <w:sz w:val="18"/>
                     </w:rPr>
-                    <w:t>$245</w:t>
+                    <w:t>$249</w:t>
                   </w:r>
                 </w:p>
               </w:tc>
@@ -2674,8 +1983,8 @@
             <w:tr>
               <w:tc>
                 <w:tcPr>
-                  <w:tcW w:type="dxa" w:w="1920"/>
-                  <w:shd w:val="clear" w:color="auto" w:fill="FFFFFF"/>
+                  <w:tcW w:type="dxa" w:w="2560"/>
+                  <w:shd w:val="clear" w:color="auto" w:fill="EDF4FC"/>
                   <w:tcMar>
                     <w:top w:w="48" w:type="dxa"/>
                     <w:bottom w:w="48" w:type="dxa"/>
@@ -2700,8 +2009,8 @@
               </w:tc>
               <w:tc>
                 <w:tcPr>
-                  <w:tcW w:type="dxa" w:w="1920"/>
-                  <w:shd w:val="clear" w:color="auto" w:fill="FFFFFF"/>
+                  <w:tcW w:type="dxa" w:w="2560"/>
+                  <w:shd w:val="clear" w:color="auto" w:fill="EDF4FC"/>
                   <w:tcMar>
                     <w:top w:w="48" w:type="dxa"/>
                     <w:bottom w:w="48" w:type="dxa"/>
@@ -2720,7 +2029,7 @@
                       <w:color w:val="1E3A6E"/>
                       <w:sz w:val="18"/>
                     </w:rPr>
-                    <w:t>$255</w:t>
+                    <w:t>$259</w:t>
                   </w:r>
                 </w:p>
               </w:tc>
@@ -2735,7 +2044,7 @@
         </w:tc>
         <w:tc>
           <w:tcPr>
-            <w:tcW w:type="dxa" w:w="3841"/>
+            <w:tcW w:type="dxa" w:w="5121"/>
             <w:tcMar>
               <w:top w:w="0" w:type="dxa"/>
               <w:bottom w:w="0" w:type="dxa"/>
@@ -2758,12 +2067,12 @@
               </w:tblBorders>
             </w:tblPr>
             <w:tblGrid>
-              <w:gridCol w:w="3841"/>
+              <w:gridCol w:w="5121"/>
             </w:tblGrid>
             <w:tr>
               <w:tc>
                 <w:tcPr>
-                  <w:tcW w:type="dxa" w:w="3841"/>
+                  <w:tcW w:type="dxa" w:w="5121"/>
                   <w:shd w:val="clear" w:color="auto" w:fill="2E6FBF"/>
                   <w:tcMar>
                     <w:top w:w="70" w:type="dxa"/>
@@ -2783,7 +2092,7 @@
                       <w:color w:val="FFFFFF"/>
                       <w:sz w:val="20"/>
                     </w:rPr>
-                    <w:t>Oficial Escolar (genérica)</w:t>
+                    <w:t>Oficial Preescolar Azul</w:t>
                   </w:r>
                 </w:p>
               </w:tc>
@@ -2797,13 +2106,13 @@
               <w:tblLook w:firstColumn="1" w:firstRow="1" w:lastColumn="0" w:lastRow="0" w:noHBand="0" w:noVBand="1" w:val="04A0"/>
             </w:tblPr>
             <w:tblGrid>
-              <w:gridCol w:w="1920"/>
-              <w:gridCol w:w="1920"/>
+              <w:gridCol w:w="2560"/>
+              <w:gridCol w:w="2560"/>
             </w:tblGrid>
             <w:tr>
               <w:tc>
                 <w:tcPr>
-                  <w:tcW w:type="dxa" w:w="1920"/>
+                  <w:tcW w:type="dxa" w:w="2560"/>
                   <w:shd w:val="clear" w:color="auto" w:fill="D6E8F7"/>
                   <w:tcMar>
                     <w:top w:w="50" w:type="dxa"/>
@@ -2829,7 +2138,7 @@
               </w:tc>
               <w:tc>
                 <w:tcPr>
-                  <w:tcW w:type="dxa" w:w="1920"/>
+                  <w:tcW w:type="dxa" w:w="2560"/>
                   <w:shd w:val="clear" w:color="auto" w:fill="D6E8F7"/>
                   <w:tcMar>
                     <w:top w:w="50" w:type="dxa"/>
@@ -2857,7 +2166,7 @@
             <w:tr>
               <w:tc>
                 <w:tcPr>
-                  <w:tcW w:type="dxa" w:w="1920"/>
+                  <w:tcW w:type="dxa" w:w="2560"/>
                   <w:shd w:val="clear" w:color="auto" w:fill="FFFFFF"/>
                   <w:tcMar>
                     <w:top w:w="48" w:type="dxa"/>
@@ -2877,13 +2186,13 @@
                       <w:color w:val="1A1A2E"/>
                       <w:sz w:val="18"/>
                     </w:rPr>
-                    <w:t>12</w:t>
+                    <w:t>Línea completa</w:t>
                   </w:r>
                 </w:p>
               </w:tc>
               <w:tc>
                 <w:tcPr>
-                  <w:tcW w:type="dxa" w:w="1920"/>
+                  <w:tcW w:type="dxa" w:w="2560"/>
                   <w:shd w:val="clear" w:color="auto" w:fill="FFFFFF"/>
                   <w:tcMar>
                     <w:top w:w="48" w:type="dxa"/>
@@ -2903,169 +2212,7 @@
                       <w:color w:val="1E3A6E"/>
                       <w:sz w:val="18"/>
                     </w:rPr>
-                    <w:t>$205</w:t>
-                  </w:r>
-                </w:p>
-              </w:tc>
-            </w:tr>
-            <w:tr>
-              <w:tc>
-                <w:tcPr>
-                  <w:tcW w:type="dxa" w:w="1920"/>
-                  <w:shd w:val="clear" w:color="auto" w:fill="EDF4FC"/>
-                  <w:tcMar>
-                    <w:top w:w="48" w:type="dxa"/>
-                    <w:bottom w:w="48" w:type="dxa"/>
-                    <w:left w:w="100" w:type="dxa"/>
-                    <w:right w:w="100" w:type="dxa"/>
-                  </w:tcMar>
-                </w:tcPr>
-                <w:p>
-                  <w:pPr>
-                    <w:spacing w:before="0" w:after="0"/>
-                    <w:jc w:val="left"/>
-                  </w:pPr>
-                  <w:r>
-                    <w:rPr>
-                      <w:b w:val="0"/>
-                      <w:color w:val="1A1A2E"/>
-                      <w:sz w:val="18"/>
-                    </w:rPr>
-                    <w:t>14, 16</w:t>
-                  </w:r>
-                </w:p>
-              </w:tc>
-              <w:tc>
-                <w:tcPr>
-                  <w:tcW w:type="dxa" w:w="1920"/>
-                  <w:shd w:val="clear" w:color="auto" w:fill="EDF4FC"/>
-                  <w:tcMar>
-                    <w:top w:w="48" w:type="dxa"/>
-                    <w:bottom w:w="48" w:type="dxa"/>
-                    <w:left w:w="100" w:type="dxa"/>
-                    <w:right w:w="100" w:type="dxa"/>
-                  </w:tcMar>
-                </w:tcPr>
-                <w:p>
-                  <w:pPr>
-                    <w:spacing w:before="0" w:after="0"/>
-                    <w:jc w:val="right"/>
-                  </w:pPr>
-                  <w:r>
-                    <w:rPr>
-                      <w:b/>
-                      <w:color w:val="1E3A6E"/>
-                      <w:sz w:val="18"/>
-                    </w:rPr>
-                    <w:t>$215</w:t>
-                  </w:r>
-                </w:p>
-              </w:tc>
-            </w:tr>
-            <w:tr>
-              <w:tc>
-                <w:tcPr>
-                  <w:tcW w:type="dxa" w:w="1920"/>
-                  <w:shd w:val="clear" w:color="auto" w:fill="FFFFFF"/>
-                  <w:tcMar>
-                    <w:top w:w="48" w:type="dxa"/>
-                    <w:bottom w:w="48" w:type="dxa"/>
-                    <w:left w:w="100" w:type="dxa"/>
-                    <w:right w:w="100" w:type="dxa"/>
-                  </w:tcMar>
-                </w:tcPr>
-                <w:p>
-                  <w:pPr>
-                    <w:spacing w:before="0" w:after="0"/>
-                    <w:jc w:val="left"/>
-                  </w:pPr>
-                  <w:r>
-                    <w:rPr>
-                      <w:b w:val="0"/>
-                      <w:color w:val="1A1A2E"/>
-                      <w:sz w:val="18"/>
-                    </w:rPr>
-                    <w:t>28–34</w:t>
-                  </w:r>
-                </w:p>
-              </w:tc>
-              <w:tc>
-                <w:tcPr>
-                  <w:tcW w:type="dxa" w:w="1920"/>
-                  <w:shd w:val="clear" w:color="auto" w:fill="FFFFFF"/>
-                  <w:tcMar>
-                    <w:top w:w="48" w:type="dxa"/>
-                    <w:bottom w:w="48" w:type="dxa"/>
-                    <w:left w:w="100" w:type="dxa"/>
-                    <w:right w:w="100" w:type="dxa"/>
-                  </w:tcMar>
-                </w:tcPr>
-                <w:p>
-                  <w:pPr>
-                    <w:spacing w:before="0" w:after="0"/>
-                    <w:jc w:val="right"/>
-                  </w:pPr>
-                  <w:r>
-                    <w:rPr>
-                      <w:b/>
-                      <w:color w:val="1E3A6E"/>
-                      <w:sz w:val="18"/>
-                    </w:rPr>
-                    <w:t>$245</w:t>
-                  </w:r>
-                </w:p>
-              </w:tc>
-            </w:tr>
-            <w:tr>
-              <w:tc>
-                <w:tcPr>
-                  <w:tcW w:type="dxa" w:w="1920"/>
-                  <w:shd w:val="clear" w:color="auto" w:fill="EDF4FC"/>
-                  <w:tcMar>
-                    <w:top w:w="48" w:type="dxa"/>
-                    <w:bottom w:w="48" w:type="dxa"/>
-                    <w:left w:w="100" w:type="dxa"/>
-                    <w:right w:w="100" w:type="dxa"/>
-                  </w:tcMar>
-                </w:tcPr>
-                <w:p>
-                  <w:pPr>
-                    <w:spacing w:before="0" w:after="0"/>
-                    <w:jc w:val="left"/>
-                  </w:pPr>
-                  <w:r>
-                    <w:rPr>
-                      <w:b w:val="0"/>
-                      <w:color w:val="1A1A2E"/>
-                      <w:sz w:val="18"/>
-                    </w:rPr>
-                    <w:t>36–42</w:t>
-                  </w:r>
-                </w:p>
-              </w:tc>
-              <w:tc>
-                <w:tcPr>
-                  <w:tcW w:type="dxa" w:w="1920"/>
-                  <w:shd w:val="clear" w:color="auto" w:fill="EDF4FC"/>
-                  <w:tcMar>
-                    <w:top w:w="48" w:type="dxa"/>
-                    <w:bottom w:w="48" w:type="dxa"/>
-                    <w:left w:w="100" w:type="dxa"/>
-                    <w:right w:w="100" w:type="dxa"/>
-                  </w:tcMar>
-                </w:tcPr>
-                <w:p>
-                  <w:pPr>
-                    <w:spacing w:before="0" w:after="0"/>
-                    <w:jc w:val="right"/>
-                  </w:pPr>
-                  <w:r>
-                    <w:rPr>
-                      <w:b/>
-                      <w:color w:val="1E3A6E"/>
-                      <w:sz w:val="18"/>
-                    </w:rPr>
-                    <w:t>$255</w:t>
+                    <w:t>$239</w:t>
                   </w:r>
                 </w:p>
               </w:tc>
@@ -3082,25 +2229,19 @@
       <w:tr>
         <w:tc>
           <w:tcPr>
-            <w:tcW w:type="dxa" w:w="3841"/>
+            <w:tcW w:type="dxa" w:w="5121"/>
           </w:tcPr>
           <w:p/>
         </w:tc>
         <w:tc>
           <w:tcPr>
-            <w:tcW w:type="dxa" w:w="3841"/>
+            <w:tcW w:type="dxa" w:w="5121"/>
           </w:tcPr>
           <w:p/>
         </w:tc>
         <w:tc>
           <w:tcPr>
-            <w:tcW w:type="dxa" w:w="3841"/>
-          </w:tcPr>
-          <w:p/>
-        </w:tc>
-        <w:tc>
-          <w:tcPr>
-            <w:tcW w:type="dxa" w:w="3841"/>
+            <w:tcW w:type="dxa" w:w="5121"/>
           </w:tcPr>
           <w:p/>
         </w:tc>
@@ -3108,51 +2249,19 @@
       <w:tr>
         <w:tc>
           <w:tcPr>
-            <w:tcW w:type="dxa" w:w="3841"/>
+            <w:tcW w:type="dxa" w:w="5121"/>
           </w:tcPr>
           <w:p/>
         </w:tc>
         <w:tc>
           <w:tcPr>
-            <w:tcW w:type="dxa" w:w="3841"/>
+            <w:tcW w:type="dxa" w:w="5121"/>
           </w:tcPr>
           <w:p/>
         </w:tc>
         <w:tc>
           <w:tcPr>
-            <w:tcW w:type="dxa" w:w="3841"/>
-          </w:tcPr>
-          <w:p/>
-        </w:tc>
-        <w:tc>
-          <w:tcPr>
-            <w:tcW w:type="dxa" w:w="3841"/>
-          </w:tcPr>
-          <w:p/>
-        </w:tc>
-      </w:tr>
-      <w:tr>
-        <w:tc>
-          <w:tcPr>
-            <w:tcW w:type="dxa" w:w="3841"/>
-          </w:tcPr>
-          <w:p/>
-        </w:tc>
-        <w:tc>
-          <w:tcPr>
-            <w:tcW w:type="dxa" w:w="3841"/>
-          </w:tcPr>
-          <w:p/>
-        </w:tc>
-        <w:tc>
-          <w:tcPr>
-            <w:tcW w:type="dxa" w:w="3841"/>
-          </w:tcPr>
-          <w:p/>
-        </w:tc>
-        <w:tc>
-          <w:tcPr>
-            <w:tcW w:type="dxa" w:w="3841"/>
+            <w:tcW w:type="dxa" w:w="5121"/>
           </w:tcPr>
           <w:p/>
         </w:tc>
@@ -3231,7 +2340,7 @@
                       <w:color w:val="FFFFFF"/>
                       <w:sz w:val="20"/>
                     </w:rPr>
-                    <w:t>Excepciones por escuela</w:t>
+                    <w:t>Por escuela</w:t>
                   </w:r>
                 </w:p>
               </w:tc>
@@ -3352,7 +2461,7 @@
                       <w:color w:val="1A1A2E"/>
                       <w:sz w:val="18"/>
                     </w:rPr>
-                    <w:t>Colegio Motolinea</w:t>
+                    <w:t>Colegio Motolinea · Pata de gallo</w:t>
                   </w:r>
                 </w:p>
               </w:tc>
@@ -3404,7 +2513,7 @@
                       <w:color w:val="1E3A6E"/>
                       <w:sz w:val="18"/>
                     </w:rPr>
-                    <w:t>205/215/225/245/255</w:t>
+                    <w:t>209/219/229/249/259</w:t>
                   </w:r>
                 </w:p>
               </w:tc>
@@ -3458,7 +2567,7 @@
                       <w:color w:val="1E3A6E"/>
                       <w:sz w:val="18"/>
                     </w:rPr>
-                    <w:t>10–16 / 28–34 / 36–38 / 40–42</w:t>
+                    <w:t>10–34 / 36–42</w:t>
                   </w:r>
                 </w:p>
               </w:tc>
@@ -3484,7 +2593,7 @@
                       <w:color w:val="1E3A6E"/>
                       <w:sz w:val="18"/>
                     </w:rPr>
-                    <w:t>270/275/285/295</w:t>
+                    <w:t>285/295</w:t>
                   </w:r>
                 </w:p>
               </w:tc>
@@ -3512,7 +2621,7 @@
                       <w:color w:val="1A1A2E"/>
                       <w:sz w:val="18"/>
                     </w:rPr>
-                    <w:t>Conalep</w:t>
+                    <w:t>Conalep · Escocés</w:t>
                   </w:r>
                 </w:p>
               </w:tc>
@@ -3538,7 +2647,7 @@
                       <w:color w:val="1E3A6E"/>
                       <w:sz w:val="18"/>
                     </w:rPr>
-                    <w:t>14–16 / 28–34 / 36–42</w:t>
+                    <w:t>14–34 / 36–42</w:t>
                   </w:r>
                 </w:p>
               </w:tc>
@@ -3564,7 +2673,7 @@
                       <w:color w:val="1E3A6E"/>
                       <w:sz w:val="18"/>
                     </w:rPr>
-                    <w:t>280/285/295</w:t>
+                    <w:t>285/295</w:t>
                   </w:r>
                 </w:p>
               </w:tc>
@@ -3592,7 +2701,7 @@
                       <w:color w:val="1A1A2E"/>
                       <w:sz w:val="18"/>
                     </w:rPr>
-                    <w:t>Margarita Paz Paredes</w:t>
+                    <w:t>Margarita Paz Paredes · Preescolar (especial en caja)</w:t>
                   </w:r>
                 </w:p>
               </w:tc>
@@ -3618,7 +2727,7 @@
                       <w:color w:val="1E3A6E"/>
                       <w:sz w:val="18"/>
                     </w:rPr>
-                    <w:t>4, 6, 8 Preescolar</w:t>
+                    <w:t>4, 6, 8</w:t>
                   </w:r>
                 </w:p>
               </w:tc>
@@ -3644,7 +2753,7 @@
                       <w:color w:val="1E3A6E"/>
                       <w:sz w:val="18"/>
                     </w:rPr>
-                    <w:t>$239</w:t>
+                    <w:t>$89</w:t>
                   </w:r>
                 </w:p>
               </w:tc>
